--- a/TZ_AI_Tehnadzor_RB.docx
+++ b/TZ_AI_Tehnadzor_RB.docx
@@ -275,7 +275,19 @@
         <w:rPr>
           <w:lang w:val="ru-RU"/>
         </w:rPr>
-        <w:t>) и специалистов авторского и технического надзора, нуждающихся в мгновенном доступе к нормативной базе (СН, СТБ, Кодексы) непосредственно на строительной площадке или при удаленной проверке документации.</w:t>
+        <w:t>) и специалистов авторского и технического надзора</w:t>
+      </w:r>
+      <w:r>
+        <w:rPr>
+          <w:lang w:val="ru-RU"/>
+        </w:rPr>
+        <w:t xml:space="preserve"> </w:t>
+      </w:r>
+      <w:r>
+        <w:rPr>
+          <w:lang w:val="ru-RU"/>
+        </w:rPr>
+        <w:t>непосредственно на строительной площадке или при удаленной проверке документации. Ассистент должен поддерживать как локальные точечные запросы (конкретные числовые допуски и требования), так и глобальные аналитические запросы (сводные правила проведения комплексных процедур контроля по всей базе знаний).</w:t>
       </w:r>
     </w:p>
     <w:p>
@@ -319,7 +331,37 @@
         <w:rPr>
           <w:lang w:val="ru-RU"/>
         </w:rPr>
-        <w:t>Ручной поиск нужного пункта в десятках документов занимает много времени. Технические и юридические ошибки при оформлении Журнала авторского надзора могут привести к штрафам от Госстройнадзора РБ, переделкам на объекте или даже лишению квалификационного аттестата специалиста.</w:t>
+        <w:t xml:space="preserve">Дополнительная сложность заключается в высокой степени перекрестной связанности нормативной базы РБ. Ответ на одну спорную ситуацию на площадке часто требует одновременного учета технологических регламентов (СН), организационных процедур, правил охраны труда и норм юридической ответственности (Кодекс). Классические поисковые алгоритмы (на базе стандартного </w:t>
+      </w:r>
+      <w:r>
+        <w:t>RAG</w:t>
+      </w:r>
+      <w:r>
+        <w:rPr>
+          <w:lang w:val="ru-RU"/>
+        </w:rPr>
+        <w:t>) не способны сопоставлять данные из изолированных документов, что приводит к утере контекста и неполным ответам ИИ-ассистента.</w:t>
+      </w:r>
+    </w:p>
+    <w:p>
+      <w:pPr>
+        <w:jc w:val="both"/>
+        <w:rPr>
+          <w:lang w:val="ru-RU"/>
+        </w:rPr>
+      </w:pPr>
+      <w:r>
+        <w:rPr>
+          <w:lang w:val="ru-RU"/>
+        </w:rPr>
+        <w:t xml:space="preserve">Ручной поиск нужного пункта в десятках документов занимает много времени. Технические и юридические ошибки при оформлении Журнала авторского надзора </w:t>
+      </w:r>
+      <w:r>
+        <w:rPr>
+          <w:lang w:val="ru-RU"/>
+        </w:rPr>
+        <w:lastRenderedPageBreak/>
+        <w:t>могут привести к штрафам от Госстройнадзора РБ, переделкам на объекте или даже лишению квалификационного аттестата специалиста.</w:t>
       </w:r>
     </w:p>
     <w:p>
@@ -376,21 +418,51 @@
         </w:rPr>
         <w:t xml:space="preserve"> ИИ-ассистента на основе технологии </w:t>
       </w:r>
-      <w:r>
-        <w:t>RAG</w:t>
-      </w:r>
-      <w:r>
-        <w:rPr>
+      <w:proofErr w:type="spellStart"/>
+      <w:r>
+        <w:rPr>
+          <w:b/>
+          <w:bCs/>
+        </w:rPr>
+        <w:t>LightRAG</w:t>
+      </w:r>
+      <w:proofErr w:type="spellEnd"/>
+      <w:r>
+        <w:rPr>
+          <w:b/>
+          <w:bCs/>
           <w:lang w:val="ru-RU"/>
         </w:rPr>
-        <w:t xml:space="preserve">, который содержит выверенную базу знаний из 17-18 ключевых нормативных документов Республики </w:t>
-      </w:r>
-      <w:r>
-        <w:rPr>
+        <w:t xml:space="preserve"> (</w:t>
+      </w:r>
+      <w:proofErr w:type="spellStart"/>
+      <w:r>
+        <w:rPr>
+          <w:b/>
+          <w:bCs/>
+        </w:rPr>
+        <w:t>GraphRAG</w:t>
+      </w:r>
+      <w:proofErr w:type="spellEnd"/>
+      <w:r>
+        <w:rPr>
+          <w:b/>
+          <w:bCs/>
           <w:lang w:val="ru-RU"/>
         </w:rPr>
-        <w:lastRenderedPageBreak/>
-        <w:t>Беларусь в сфере строительства и выдает инженерам точные ответы с обязательной ссылкой на конкретный пункт норматива.</w:t>
+        <w:t>)</w:t>
+      </w:r>
+      <w:r>
+        <w:rPr>
+          <w:lang w:val="ru-RU"/>
+        </w:rPr>
+        <w:t>, сочетающей векторный поиск и граф знаний. Это необходимо для извлечения комплексных взаимосвязей между различными нормативными документами (СН, СТБ, Кодексы РБ) и обеспечения высокой точности ответов на сложные/перекрестные юридические и технические вопросы</w:t>
+      </w:r>
+      <w:r>
+        <w:rPr>
+          <w:lang w:val="ru-RU"/>
+        </w:rPr>
+        <w:t>.</w:t>
       </w:r>
     </w:p>
     <w:p>
@@ -927,7 +999,14 @@
               <w:rPr>
                 <w:lang w:val="ru-RU"/>
               </w:rPr>
-              <w:t>Строители залили бетон с дефектами и требуют подписать акт (АОСР).</w:t>
+              <w:t xml:space="preserve">Строители залили бетон с дефектами и </w:t>
+            </w:r>
+            <w:r>
+              <w:rPr>
+                <w:lang w:val="ru-RU"/>
+              </w:rPr>
+              <w:lastRenderedPageBreak/>
+              <w:t>требуют подписать акт (АОСР).</w:t>
             </w:r>
           </w:p>
         </w:tc>
@@ -945,7 +1024,15 @@
               <w:rPr>
                 <w:lang w:val="ru-RU"/>
               </w:rPr>
-              <w:t>ИИ выдает алгоритм приостановки работ и правильную формулировку записи в Журнал.</w:t>
+              <w:lastRenderedPageBreak/>
+              <w:t xml:space="preserve">ИИ выдает алгоритм приостановки </w:t>
+            </w:r>
+            <w:r>
+              <w:rPr>
+                <w:lang w:val="ru-RU"/>
+              </w:rPr>
+              <w:lastRenderedPageBreak/>
+              <w:t>работ и правильную формулировку записи в Журнал.</w:t>
             </w:r>
           </w:p>
         </w:tc>
@@ -957,6 +1044,7 @@
           </w:tcPr>
           <w:p>
             <w:r>
+              <w:lastRenderedPageBreak/>
               <w:t>3</w:t>
             </w:r>
           </w:p>
@@ -1013,14 +1101,7 @@
               <w:rPr>
                 <w:lang w:val="ru-RU"/>
               </w:rPr>
-              <w:t xml:space="preserve">Выдача чек-листа обязательных документов на площадке по регламентам </w:t>
-            </w:r>
-            <w:r>
-              <w:rPr>
-                <w:lang w:val="ru-RU"/>
-              </w:rPr>
-              <w:lastRenderedPageBreak/>
-              <w:t>РБ.</w:t>
+              <w:t>Выдача чек-листа обязательных документов на площадке по регламентам РБ.</w:t>
             </w:r>
           </w:p>
         </w:tc>
@@ -1446,15 +1527,15 @@
         <w:tblLook w:val="04A0" w:firstRow="1" w:lastRow="0" w:firstColumn="1" w:lastColumn="0" w:noHBand="0" w:noVBand="1"/>
       </w:tblPr>
       <w:tblGrid>
-        <w:gridCol w:w="2160"/>
-        <w:gridCol w:w="2156"/>
-        <w:gridCol w:w="2156"/>
-        <w:gridCol w:w="2158"/>
+        <w:gridCol w:w="2247"/>
+        <w:gridCol w:w="2120"/>
+        <w:gridCol w:w="2125"/>
+        <w:gridCol w:w="2138"/>
       </w:tblGrid>
       <w:tr>
         <w:tc>
           <w:tcPr>
-            <w:tcW w:w="2160" w:type="dxa"/>
+            <w:tcW w:w="2247" w:type="dxa"/>
           </w:tcPr>
           <w:p>
             <w:proofErr w:type="spellStart"/>
@@ -1489,7 +1570,7 @@
         </w:tc>
         <w:tc>
           <w:tcPr>
-            <w:tcW w:w="2160" w:type="dxa"/>
+            <w:tcW w:w="2120" w:type="dxa"/>
           </w:tcPr>
           <w:p>
             <w:r>
@@ -1502,7 +1583,7 @@
         </w:tc>
         <w:tc>
           <w:tcPr>
-            <w:tcW w:w="2160" w:type="dxa"/>
+            <w:tcW w:w="2125" w:type="dxa"/>
           </w:tcPr>
           <w:p>
             <w:r>
@@ -1515,7 +1596,7 @@
         </w:tc>
         <w:tc>
           <w:tcPr>
-            <w:tcW w:w="2160" w:type="dxa"/>
+            <w:tcW w:w="2138" w:type="dxa"/>
           </w:tcPr>
           <w:p>
             <w:r>
@@ -1530,7 +1611,435 @@
       <w:tr>
         <w:tc>
           <w:tcPr>
-            <w:tcW w:w="2160" w:type="dxa"/>
+            <w:tcW w:w="2247" w:type="dxa"/>
+          </w:tcPr>
+          <w:p>
+            <w:pPr>
+              <w:rPr>
+                <w:b/>
+                <w:lang w:val="ru-RU"/>
+              </w:rPr>
+            </w:pPr>
+            <w:r>
+              <w:rPr>
+                <w:b/>
+                <w:lang w:val="ru-RU"/>
+              </w:rPr>
+              <w:t xml:space="preserve">Инструкция об осуществлении </w:t>
+            </w:r>
+            <w:r>
+              <w:rPr>
+                <w:b/>
+                <w:lang w:val="ru-RU"/>
+              </w:rPr>
+              <w:lastRenderedPageBreak/>
+              <w:t>авторского надзора</w:t>
+            </w:r>
+          </w:p>
+        </w:tc>
+        <w:tc>
+          <w:tcPr>
+            <w:tcW w:w="2120" w:type="dxa"/>
+          </w:tcPr>
+          <w:p>
+            <w:pPr>
+              <w:rPr>
+                <w:b/>
+                <w:lang w:val="ru-RU"/>
+              </w:rPr>
+            </w:pPr>
+            <w:r>
+              <w:lastRenderedPageBreak/>
+              <w:t>DOCX</w:t>
+            </w:r>
+          </w:p>
+        </w:tc>
+        <w:tc>
+          <w:tcPr>
+            <w:tcW w:w="2125" w:type="dxa"/>
+          </w:tcPr>
+          <w:p>
+            <w:pPr>
+              <w:rPr>
+                <w:b/>
+                <w:lang w:val="ru-RU"/>
+              </w:rPr>
+            </w:pPr>
+            <w:r>
+              <w:rPr>
+                <w:b/>
+                <w:lang w:val="ru-RU"/>
+              </w:rPr>
+              <w:t>12 страниц</w:t>
+            </w:r>
+          </w:p>
+        </w:tc>
+        <w:tc>
+          <w:tcPr>
+            <w:tcW w:w="2138" w:type="dxa"/>
+          </w:tcPr>
+          <w:p>
+            <w:pPr>
+              <w:rPr>
+                <w:b/>
+                <w:lang w:val="ru-RU"/>
+              </w:rPr>
+            </w:pPr>
+            <w:proofErr w:type="spellStart"/>
+            <w:r>
+              <w:t>Обязательно</w:t>
+            </w:r>
+            <w:proofErr w:type="spellEnd"/>
+          </w:p>
+        </w:tc>
+      </w:tr>
+      <w:tr>
+        <w:tc>
+          <w:tcPr>
+            <w:tcW w:w="2247" w:type="dxa"/>
+          </w:tcPr>
+          <w:p>
+            <w:pPr>
+              <w:rPr>
+                <w:b/>
+                <w:lang w:val="ru-RU"/>
+              </w:rPr>
+            </w:pPr>
+            <w:r>
+              <w:rPr>
+                <w:b/>
+                <w:lang w:val="ru-RU"/>
+              </w:rPr>
+              <w:t>Инструкция об осуществлении технического надзора</w:t>
+            </w:r>
+          </w:p>
+        </w:tc>
+        <w:tc>
+          <w:tcPr>
+            <w:tcW w:w="2120" w:type="dxa"/>
+          </w:tcPr>
+          <w:p>
+            <w:r>
+              <w:t>DOCX</w:t>
+            </w:r>
+          </w:p>
+          <w:p>
+            <w:pPr>
+              <w:rPr>
+                <w:lang w:val="ru-RU"/>
+              </w:rPr>
+            </w:pPr>
+          </w:p>
+        </w:tc>
+        <w:tc>
+          <w:tcPr>
+            <w:tcW w:w="2125" w:type="dxa"/>
+          </w:tcPr>
+          <w:p>
+            <w:pPr>
+              <w:rPr>
+                <w:b/>
+                <w:lang w:val="ru-RU"/>
+              </w:rPr>
+            </w:pPr>
+            <w:r>
+              <w:rPr>
+                <w:b/>
+                <w:lang w:val="ru-RU"/>
+              </w:rPr>
+              <w:t>7 страниц</w:t>
+            </w:r>
+          </w:p>
+        </w:tc>
+        <w:tc>
+          <w:tcPr>
+            <w:tcW w:w="2138" w:type="dxa"/>
+          </w:tcPr>
+          <w:p>
+            <w:pPr>
+              <w:rPr>
+                <w:b/>
+                <w:lang w:val="ru-RU"/>
+              </w:rPr>
+            </w:pPr>
+            <w:proofErr w:type="spellStart"/>
+            <w:r>
+              <w:t>Обязательно</w:t>
+            </w:r>
+            <w:proofErr w:type="spellEnd"/>
+          </w:p>
+        </w:tc>
+      </w:tr>
+      <w:tr>
+        <w:tc>
+          <w:tcPr>
+            <w:tcW w:w="2247" w:type="dxa"/>
+          </w:tcPr>
+          <w:p>
+            <w:pPr>
+              <w:rPr>
+                <w:b/>
+                <w:lang w:val="ru-RU"/>
+              </w:rPr>
+            </w:pPr>
+            <w:r>
+              <w:rPr>
+                <w:b/>
+                <w:lang w:val="ru-RU"/>
+              </w:rPr>
+              <w:t xml:space="preserve">Правила охраны труда при выполнении </w:t>
+            </w:r>
+            <w:proofErr w:type="spellStart"/>
+            <w:r>
+              <w:rPr>
+                <w:b/>
+                <w:lang w:val="ru-RU"/>
+              </w:rPr>
+              <w:t>строительрых</w:t>
+            </w:r>
+            <w:proofErr w:type="spellEnd"/>
+            <w:r>
+              <w:rPr>
+                <w:b/>
+                <w:lang w:val="ru-RU"/>
+              </w:rPr>
+              <w:t xml:space="preserve"> работ</w:t>
+            </w:r>
+          </w:p>
+        </w:tc>
+        <w:tc>
+          <w:tcPr>
+            <w:tcW w:w="2120" w:type="dxa"/>
+          </w:tcPr>
+          <w:p>
+            <w:r>
+              <w:t>DOCX</w:t>
+            </w:r>
+          </w:p>
+          <w:p>
+            <w:pPr>
+              <w:rPr>
+                <w:lang w:val="ru-RU"/>
+              </w:rPr>
+            </w:pPr>
+          </w:p>
+        </w:tc>
+        <w:tc>
+          <w:tcPr>
+            <w:tcW w:w="2125" w:type="dxa"/>
+          </w:tcPr>
+          <w:p>
+            <w:pPr>
+              <w:rPr>
+                <w:b/>
+                <w:lang w:val="ru-RU"/>
+              </w:rPr>
+            </w:pPr>
+            <w:r>
+              <w:rPr>
+                <w:b/>
+                <w:lang w:val="ru-RU"/>
+              </w:rPr>
+              <w:t>51 страница</w:t>
+            </w:r>
+          </w:p>
+        </w:tc>
+        <w:tc>
+          <w:tcPr>
+            <w:tcW w:w="2138" w:type="dxa"/>
+          </w:tcPr>
+          <w:p>
+            <w:proofErr w:type="spellStart"/>
+            <w:r>
+              <w:t>Обязательно</w:t>
+            </w:r>
+            <w:proofErr w:type="spellEnd"/>
+          </w:p>
+          <w:p>
+            <w:pPr>
+              <w:rPr>
+                <w:lang w:val="ru-RU"/>
+              </w:rPr>
+            </w:pPr>
+          </w:p>
+        </w:tc>
+      </w:tr>
+      <w:tr>
+        <w:tc>
+          <w:tcPr>
+            <w:tcW w:w="2247" w:type="dxa"/>
+          </w:tcPr>
+          <w:p>
+            <w:pPr>
+              <w:rPr>
+                <w:b/>
+                <w:lang w:val="ru-RU"/>
+              </w:rPr>
+            </w:pPr>
+            <w:r>
+              <w:rPr>
+                <w:b/>
+                <w:lang w:val="ru-RU"/>
+              </w:rPr>
+              <w:t>СН 1.03.02-2019 Геодезические работы в строительстве.pdf</w:t>
+            </w:r>
+          </w:p>
+        </w:tc>
+        <w:tc>
+          <w:tcPr>
+            <w:tcW w:w="2120" w:type="dxa"/>
+          </w:tcPr>
+          <w:p>
+            <w:pPr>
+              <w:rPr>
+                <w:b/>
+                <w:lang w:val="ru-RU"/>
+              </w:rPr>
+            </w:pPr>
+            <w:r>
+              <w:t>PDF</w:t>
+            </w:r>
+          </w:p>
+        </w:tc>
+        <w:tc>
+          <w:tcPr>
+            <w:tcW w:w="2125" w:type="dxa"/>
+          </w:tcPr>
+          <w:p>
+            <w:pPr>
+              <w:rPr>
+                <w:b/>
+                <w:lang w:val="ru-RU"/>
+              </w:rPr>
+            </w:pPr>
+            <w:r>
+              <w:rPr>
+                <w:b/>
+              </w:rPr>
+              <w:t xml:space="preserve">16 </w:t>
+            </w:r>
+            <w:r>
+              <w:rPr>
+                <w:b/>
+                <w:lang w:val="ru-RU"/>
+              </w:rPr>
+              <w:t>страниц</w:t>
+            </w:r>
+          </w:p>
+        </w:tc>
+        <w:tc>
+          <w:tcPr>
+            <w:tcW w:w="2138" w:type="dxa"/>
+          </w:tcPr>
+          <w:p>
+            <w:proofErr w:type="spellStart"/>
+            <w:r>
+              <w:t>Обязательно</w:t>
+            </w:r>
+            <w:proofErr w:type="spellEnd"/>
+          </w:p>
+          <w:p>
+            <w:pPr>
+              <w:rPr>
+                <w:b/>
+                <w:lang w:val="ru-RU"/>
+              </w:rPr>
+            </w:pPr>
+          </w:p>
+        </w:tc>
+      </w:tr>
+      <w:tr>
+        <w:tc>
+          <w:tcPr>
+            <w:tcW w:w="2247" w:type="dxa"/>
+          </w:tcPr>
+          <w:p>
+            <w:pPr>
+              <w:rPr>
+                <w:b/>
+                <w:bCs/>
+                <w:lang w:val="ru-RU"/>
+              </w:rPr>
+            </w:pPr>
+            <w:r>
+              <w:rPr>
+                <w:b/>
+                <w:bCs/>
+              </w:rPr>
+              <w:t>СН 1.03.04-2020</w:t>
+            </w:r>
+            <w:r>
+              <w:rPr>
+                <w:b/>
+                <w:bCs/>
+                <w:lang w:val="ru-RU"/>
+              </w:rPr>
+              <w:t xml:space="preserve"> «</w:t>
+            </w:r>
+            <w:proofErr w:type="spellStart"/>
+            <w:r>
+              <w:rPr>
+                <w:b/>
+                <w:bCs/>
+              </w:rPr>
+              <w:t>Организация</w:t>
+            </w:r>
+            <w:proofErr w:type="spellEnd"/>
+            <w:r>
+              <w:rPr>
+                <w:b/>
+                <w:bCs/>
+              </w:rPr>
+              <w:t xml:space="preserve"> </w:t>
+            </w:r>
+            <w:proofErr w:type="spellStart"/>
+            <w:r>
+              <w:rPr>
+                <w:b/>
+                <w:bCs/>
+              </w:rPr>
+              <w:t>строительного</w:t>
+            </w:r>
+            <w:proofErr w:type="spellEnd"/>
+            <w:r>
+              <w:rPr>
+                <w:b/>
+                <w:bCs/>
+              </w:rPr>
+              <w:t xml:space="preserve"> </w:t>
+            </w:r>
+            <w:proofErr w:type="spellStart"/>
+            <w:r>
+              <w:rPr>
+                <w:b/>
+                <w:bCs/>
+              </w:rPr>
+              <w:t>производства</w:t>
+            </w:r>
+            <w:proofErr w:type="spellEnd"/>
+            <w:r>
+              <w:rPr>
+                <w:b/>
+                <w:bCs/>
+                <w:lang w:val="ru-RU"/>
+              </w:rPr>
+              <w:t>»</w:t>
+            </w:r>
+          </w:p>
+        </w:tc>
+        <w:tc>
+          <w:tcPr>
+            <w:tcW w:w="2120" w:type="dxa"/>
+          </w:tcPr>
+          <w:p>
+            <w:r>
+              <w:t>PDF</w:t>
+            </w:r>
+          </w:p>
+        </w:tc>
+        <w:tc>
+          <w:tcPr>
+            <w:tcW w:w="2125" w:type="dxa"/>
           </w:tcPr>
           <w:p>
             <w:pPr>
@@ -1542,223 +2051,20 @@
               <w:rPr>
                 <w:lang w:val="ru-RU"/>
               </w:rPr>
-              <w:t>Кодекс РБ об архитектурной и строительной деятельности; КоАП РБ</w:t>
+              <w:t>40 страниц</w:t>
             </w:r>
           </w:p>
         </w:tc>
         <w:tc>
           <w:tcPr>
-            <w:tcW w:w="2160" w:type="dxa"/>
+            <w:tcW w:w="2138" w:type="dxa"/>
           </w:tcPr>
           <w:p>
-            <w:r>
-              <w:t>PDF / DOCX</w:t>
-            </w:r>
-          </w:p>
-        </w:tc>
-        <w:tc>
-          <w:tcPr>
-            <w:tcW w:w="2160" w:type="dxa"/>
-          </w:tcPr>
-          <w:p>
-            <w:r>
-              <w:t>Сотни стр.</w:t>
-            </w:r>
-          </w:p>
-        </w:tc>
-        <w:tc>
-          <w:tcPr>
-            <w:tcW w:w="2160" w:type="dxa"/>
-          </w:tcPr>
-          <w:p>
+            <w:proofErr w:type="spellStart"/>
             <w:r>
               <w:t>Обязательно</w:t>
             </w:r>
-          </w:p>
-        </w:tc>
-      </w:tr>
-      <w:tr>
-        <w:tc>
-          <w:tcPr>
-            <w:tcW w:w="2160" w:type="dxa"/>
-          </w:tcPr>
-          <w:p>
-            <w:r>
-              <w:t>СН 1.03.03-2019, СН 1.03.04-2020, СН 1.03.02-2019</w:t>
-            </w:r>
-          </w:p>
-        </w:tc>
-        <w:tc>
-          <w:tcPr>
-            <w:tcW w:w="2160" w:type="dxa"/>
-          </w:tcPr>
-          <w:p>
-            <w:r>
-              <w:t>PDF</w:t>
-            </w:r>
-          </w:p>
-        </w:tc>
-        <w:tc>
-          <w:tcPr>
-            <w:tcW w:w="2160" w:type="dxa"/>
-          </w:tcPr>
-          <w:p>
-            <w:r>
-              <w:t>До 100 стр.</w:t>
-            </w:r>
-          </w:p>
-        </w:tc>
-        <w:tc>
-          <w:tcPr>
-            <w:tcW w:w="2160" w:type="dxa"/>
-          </w:tcPr>
-          <w:p>
-            <w:r>
-              <w:t>Обязательно</w:t>
-            </w:r>
-          </w:p>
-        </w:tc>
-      </w:tr>
-      <w:tr>
-        <w:tc>
-          <w:tcPr>
-            <w:tcW w:w="2160" w:type="dxa"/>
-          </w:tcPr>
-          <w:p>
-            <w:pPr>
-              <w:rPr>
-                <w:lang w:val="ru-RU"/>
-              </w:rPr>
-            </w:pPr>
-            <w:r>
-              <w:rPr>
-                <w:lang w:val="ru-RU"/>
-              </w:rPr>
-              <w:t>Постановления Совмина РБ № 252, № 1553, Инструкции технадзора</w:t>
-            </w:r>
-          </w:p>
-        </w:tc>
-        <w:tc>
-          <w:tcPr>
-            <w:tcW w:w="2160" w:type="dxa"/>
-          </w:tcPr>
-          <w:p>
-            <w:r>
-              <w:t>PDF</w:t>
-            </w:r>
-          </w:p>
-        </w:tc>
-        <w:tc>
-          <w:tcPr>
-            <w:tcW w:w="2160" w:type="dxa"/>
-          </w:tcPr>
-          <w:p>
-            <w:r>
-              <w:t>До 50 стр.</w:t>
-            </w:r>
-          </w:p>
-        </w:tc>
-        <w:tc>
-          <w:tcPr>
-            <w:tcW w:w="2160" w:type="dxa"/>
-          </w:tcPr>
-          <w:p>
-            <w:r>
-              <w:t>Обязательно</w:t>
-            </w:r>
-          </w:p>
-        </w:tc>
-      </w:tr>
-      <w:tr>
-        <w:tc>
-          <w:tcPr>
-            <w:tcW w:w="2160" w:type="dxa"/>
-          </w:tcPr>
-          <w:p>
-            <w:r>
-              <w:lastRenderedPageBreak/>
-              <w:t>СТБ 2096-2010, Нормативы пожарной безопасности</w:t>
-            </w:r>
-          </w:p>
-        </w:tc>
-        <w:tc>
-          <w:tcPr>
-            <w:tcW w:w="2160" w:type="dxa"/>
-          </w:tcPr>
-          <w:p>
-            <w:r>
-              <w:t>PDF</w:t>
-            </w:r>
-          </w:p>
-        </w:tc>
-        <w:tc>
-          <w:tcPr>
-            <w:tcW w:w="2160" w:type="dxa"/>
-          </w:tcPr>
-          <w:p>
-            <w:r>
-              <w:t>Около 150 стр.</w:t>
-            </w:r>
-          </w:p>
-        </w:tc>
-        <w:tc>
-          <w:tcPr>
-            <w:tcW w:w="2160" w:type="dxa"/>
-          </w:tcPr>
-          <w:p>
-            <w:r>
-              <w:t>Обязательно</w:t>
-            </w:r>
-          </w:p>
-        </w:tc>
-      </w:tr>
-      <w:tr>
-        <w:tc>
-          <w:tcPr>
-            <w:tcW w:w="2160" w:type="dxa"/>
-          </w:tcPr>
-          <w:p>
-            <w:pPr>
-              <w:rPr>
-                <w:lang w:val="ru-RU"/>
-              </w:rPr>
-            </w:pPr>
-            <w:r>
-              <w:rPr>
-                <w:lang w:val="ru-RU"/>
-              </w:rPr>
-              <w:t>Формы Журналов, Актов, Чек-листы Госстройнадзора РБ</w:t>
-            </w:r>
-          </w:p>
-        </w:tc>
-        <w:tc>
-          <w:tcPr>
-            <w:tcW w:w="2160" w:type="dxa"/>
-          </w:tcPr>
-          <w:p>
-            <w:r>
-              <w:t>PDF / DOCX</w:t>
-            </w:r>
-          </w:p>
-        </w:tc>
-        <w:tc>
-          <w:tcPr>
-            <w:tcW w:w="2160" w:type="dxa"/>
-          </w:tcPr>
-          <w:p>
-            <w:r>
-              <w:t>До 20 стр.</w:t>
-            </w:r>
-          </w:p>
-        </w:tc>
-        <w:tc>
-          <w:tcPr>
-            <w:tcW w:w="2160" w:type="dxa"/>
-          </w:tcPr>
-          <w:p>
-            <w:r>
-              <w:t>Обязательно</w:t>
-            </w:r>
+            <w:proofErr w:type="spellEnd"/>
           </w:p>
         </w:tc>
       </w:tr>
@@ -1772,8 +2078,33 @@
           <w:rFonts w:ascii="Arial" w:hAnsi="Arial"/>
           <w:color w:val="003366"/>
         </w:rPr>
-        <w:t>5.2 Требования к данным</w:t>
-      </w:r>
+        <w:t xml:space="preserve">5.2 </w:t>
+      </w:r>
+      <w:proofErr w:type="spellStart"/>
+      <w:r>
+        <w:rPr>
+          <w:rFonts w:ascii="Arial" w:hAnsi="Arial"/>
+          <w:color w:val="003366"/>
+        </w:rPr>
+        <w:t>Требования</w:t>
+      </w:r>
+      <w:proofErr w:type="spellEnd"/>
+      <w:r>
+        <w:rPr>
+          <w:rFonts w:ascii="Arial" w:hAnsi="Arial"/>
+          <w:color w:val="003366"/>
+        </w:rPr>
+        <w:t xml:space="preserve"> к </w:t>
+      </w:r>
+      <w:proofErr w:type="spellStart"/>
+      <w:r>
+        <w:rPr>
+          <w:rFonts w:ascii="Arial" w:hAnsi="Arial"/>
+          <w:color w:val="003366"/>
+        </w:rPr>
+        <w:t>данным</w:t>
+      </w:r>
+      <w:proofErr w:type="spellEnd"/>
     </w:p>
     <w:p>
       <w:pPr>
@@ -1800,6 +2131,26 @@
         </w:rPr>
         <w:br/>
         <w:t>Доступ: Редактирование векторной базы доступно только администратору (Разработчику).</w:t>
+      </w:r>
+    </w:p>
+    <w:p>
+      <w:pPr>
+        <w:rPr>
+          <w:rFonts w:eastAsiaTheme="majorEastAsia" w:cstheme="majorBidi"/>
+          <w:b/>
+          <w:bCs/>
+          <w:color w:val="003366"/>
+          <w:sz w:val="28"/>
+          <w:szCs w:val="28"/>
+          <w:lang w:val="ru-RU"/>
+        </w:rPr>
+      </w:pPr>
+      <w:r>
+        <w:rPr>
+          <w:color w:val="003366"/>
+          <w:lang w:val="ru-RU"/>
+        </w:rPr>
+        <w:br w:type="page"/>
       </w:r>
     </w:p>
     <w:p>
@@ -1815,6 +2166,7 @@
           <w:color w:val="003366"/>
           <w:lang w:val="ru-RU"/>
         </w:rPr>
+        <w:lastRenderedPageBreak/>
         <w:t>6. Технические требования</w:t>
       </w:r>
     </w:p>
@@ -1836,158 +2188,179 @@
     </w:p>
     <w:p>
       <w:pPr>
+        <w:pStyle w:val="aff8"/>
+      </w:pPr>
+      <w:r>
+        <w:rPr>
+          <w:rFonts w:hAnsi="Symbol"/>
+        </w:rPr>
+        <w:t></w:t>
+      </w:r>
+      <w:r>
+        <w:t xml:space="preserve">  </w:t>
+      </w:r>
+      <w:r>
+        <w:rPr>
+          <w:b/>
+          <w:bCs/>
+        </w:rPr>
+        <w:t>Интерфейс:</w:t>
+      </w:r>
+      <w:r>
+        <w:t xml:space="preserve"> </w:t>
+      </w:r>
+      <w:r>
         <w:rPr>
           <w:lang w:val="ru-RU"/>
         </w:rPr>
+        <w:t xml:space="preserve">Веб-приложение с </w:t>
+      </w:r>
+      <w:proofErr w:type="spellStart"/>
+      <w:r>
+        <w:rPr>
+          <w:lang w:val="ru-RU"/>
+        </w:rPr>
+        <w:t>адаптивом</w:t>
+      </w:r>
+      <w:proofErr w:type="spellEnd"/>
+      <w:r>
+        <w:rPr>
+          <w:lang w:val="ru-RU"/>
+        </w:rPr>
+        <w:t xml:space="preserve"> для мобильных устройств</w:t>
+      </w:r>
+      <w:r>
+        <w:t xml:space="preserve"> (приоритет для стройки).</w:t>
+      </w:r>
+    </w:p>
+    <w:p>
+      <w:pPr>
+        <w:pStyle w:val="aff8"/>
       </w:pPr>
       <w:r>
         <w:rPr>
-          <w:lang w:val="ru-RU"/>
-        </w:rPr>
-        <w:t xml:space="preserve">• Интерфейс: </w:t>
-      </w:r>
-      <w:r>
-        <w:t>Telegram</w:t>
-      </w:r>
-      <w:r>
-        <w:rPr>
-          <w:lang w:val="ru-RU"/>
-        </w:rPr>
-        <w:t>-бот (приоритет для стройки).</w:t>
-      </w:r>
-      <w:r>
-        <w:rPr>
-          <w:lang w:val="ru-RU"/>
-        </w:rPr>
-        <w:br/>
-      </w:r>
-      <w:r>
-        <w:t xml:space="preserve">• </w:t>
-      </w:r>
-      <w:r>
-        <w:t>LLM</w:t>
-      </w:r>
-      <w:r>
-        <w:t xml:space="preserve"> </w:t>
-      </w:r>
-      <w:r>
-        <w:rPr>
-          <w:lang w:val="ru-RU"/>
-        </w:rPr>
-        <w:t>провайдер</w:t>
-      </w:r>
-      <w:r>
-        <w:t xml:space="preserve">: </w:t>
-      </w:r>
-      <w:r>
-        <w:t>OpenAI</w:t>
-      </w:r>
-      <w:r>
-        <w:t xml:space="preserve"> </w:t>
-      </w:r>
-      <w:r>
-        <w:t>API</w:t>
-      </w:r>
-      <w:r>
-        <w:t xml:space="preserve"> (</w:t>
-      </w:r>
-      <w:r>
-        <w:t>gpt</w:t>
-      </w:r>
-      <w:r>
-        <w:t>-4</w:t>
-      </w:r>
-      <w:r>
-        <w:t>o</w:t>
-      </w:r>
-      <w:r>
-        <w:t>).</w:t>
-      </w:r>
-      <w:r>
-        <w:br/>
-      </w:r>
-      <w:r>
-        <w:rPr>
-          <w:lang w:val="ru-RU"/>
-        </w:rPr>
-        <w:t xml:space="preserve">• </w:t>
-      </w:r>
-      <w:r>
-        <w:t>RAG</w:t>
-      </w:r>
-      <w:r>
-        <w:rPr>
-          <w:lang w:val="ru-RU"/>
-        </w:rPr>
-        <w:t xml:space="preserve"> </w:t>
-      </w:r>
-      <w:r>
-        <w:t>Framework</w:t>
-      </w:r>
-      <w:r>
-        <w:t xml:space="preserve">: </w:t>
-      </w:r>
-      <w:r>
-        <w:t>Relevance AI</w:t>
-      </w:r>
-      <w:r>
-        <w:rPr>
-          <w:lang w:val="ru-RU"/>
-        </w:rPr>
-        <w:br/>
-        <w:t xml:space="preserve">• Векторная БД: </w:t>
-      </w:r>
-      <w:r>
-        <w:t>FAISS</w:t>
-      </w:r>
-      <w:r>
-        <w:rPr>
-          <w:lang w:val="ru-RU"/>
-        </w:rPr>
+          <w:rFonts w:hAnsi="Symbol"/>
+        </w:rPr>
+        <w:t></w:t>
+      </w:r>
+      <w:r>
+        <w:t xml:space="preserve">  </w:t>
+      </w:r>
+      <w:r>
+        <w:rPr>
+          <w:b/>
+          <w:bCs/>
+        </w:rPr>
+        <w:t>LLM провайдер:</w:t>
+      </w:r>
+      <w:r>
+        <w:t xml:space="preserve"> OpenAI API (gpt-4o) — </w:t>
+      </w:r>
+      <w:r>
+        <w:rPr>
+          <w:i/>
+          <w:iCs/>
+        </w:rPr>
+        <w:t>рекомендуется для качественного извлечения сущностей и построения графа</w:t>
+      </w:r>
+      <w:r>
         <w:t>.</w:t>
       </w:r>
-      <w:r>
-        <w:rPr>
-          <w:lang w:val="ru-RU"/>
-        </w:rPr>
-        <w:br/>
-        <w:t xml:space="preserve">• </w:t>
-      </w:r>
-      <w:r>
-        <w:t>Backend</w:t>
-      </w:r>
-      <w:r>
-        <w:rPr>
-          <w:lang w:val="ru-RU"/>
-        </w:rPr>
-        <w:t xml:space="preserve"> БД: </w:t>
-      </w:r>
-      <w:r>
-        <w:t>SQLite</w:t>
-      </w:r>
-      <w:r>
-        <w:rPr>
-          <w:lang w:val="ru-RU"/>
-        </w:rPr>
-        <w:t xml:space="preserve"> (для </w:t>
-      </w:r>
-      <w:r>
-        <w:t>MVP</w:t>
-      </w:r>
-      <w:r>
-        <w:rPr>
-          <w:lang w:val="ru-RU"/>
-        </w:rPr>
-        <w:t xml:space="preserve">) с последующей миграцией на </w:t>
-      </w:r>
-      <w:r>
-        <w:t>PostgreSQL</w:t>
-      </w:r>
-      <w:r>
-        <w:rPr>
-          <w:lang w:val="ru-RU"/>
-        </w:rPr>
-        <w:t>.</w:t>
+    </w:p>
+    <w:p>
+      <w:pPr>
+        <w:pStyle w:val="aff8"/>
+      </w:pPr>
+      <w:r>
+        <w:rPr>
+          <w:rFonts w:hAnsi="Symbol"/>
+        </w:rPr>
+        <w:t></w:t>
+      </w:r>
+      <w:r>
+        <w:t xml:space="preserve">  </w:t>
+      </w:r>
+      <w:r>
+        <w:rPr>
+          <w:b/>
+          <w:bCs/>
+        </w:rPr>
+        <w:t>RAG Framework:</w:t>
+      </w:r>
+      <w:r>
+        <w:t xml:space="preserve"> LightRAG (GraphRAG с двухранговым поиском: локальный + глобальный контекст).</w:t>
+      </w:r>
+    </w:p>
+    <w:p>
+      <w:pPr>
+        <w:pStyle w:val="aff8"/>
+      </w:pPr>
+      <w:r>
+        <w:rPr>
+          <w:rFonts w:hAnsi="Symbol"/>
+        </w:rPr>
+        <w:t></w:t>
+      </w:r>
+      <w:r>
+        <w:t xml:space="preserve">  </w:t>
+      </w:r>
+      <w:r>
+        <w:rPr>
+          <w:b/>
+          <w:bCs/>
+        </w:rPr>
+        <w:t>База данных графа знаний (Graph Storage):</w:t>
+      </w:r>
+      <w:r>
+        <w:t xml:space="preserve"> Neo4j (или встроенный NetworkX/внешний вариант на базе JSON-хранилища по спецификации LightRAG).</w:t>
+      </w:r>
+    </w:p>
+    <w:p>
+      <w:pPr>
+        <w:pStyle w:val="aff8"/>
+      </w:pPr>
+      <w:r>
+        <w:rPr>
+          <w:rFonts w:hAnsi="Symbol"/>
+        </w:rPr>
+        <w:t></w:t>
+      </w:r>
+      <w:r>
+        <w:t xml:space="preserve">  </w:t>
+      </w:r>
+      <w:r>
+        <w:rPr>
+          <w:b/>
+          <w:bCs/>
+        </w:rPr>
+        <w:t>Векторная БД (Vector Storage):</w:t>
+      </w:r>
+      <w:r>
+        <w:t xml:space="preserve"> встроенный векторный индекс LightRAG (для хранения эмбеддингов текстовых чанков и сущностей).</w:t>
+      </w:r>
+    </w:p>
+    <w:p>
+      <w:pPr>
+        <w:pStyle w:val="aff8"/>
+      </w:pPr>
+      <w:r>
+        <w:rPr>
+          <w:rFonts w:hAnsi="Symbol"/>
+        </w:rPr>
+        <w:t></w:t>
+      </w:r>
+      <w:r>
+        <w:t xml:space="preserve">  </w:t>
+      </w:r>
+      <w:r>
+        <w:rPr>
+          <w:b/>
+          <w:bCs/>
+        </w:rPr>
+        <w:t>Backend БД (Логика и пользователи):</w:t>
+      </w:r>
+      <w:r>
+        <w:t xml:space="preserve"> SQLite (для MVP) с последующей миграцией на PostgreSQL.</w:t>
       </w:r>
     </w:p>
     <w:p>
@@ -2260,14 +2633,7 @@
               <w:rPr>
                 <w:lang w:val="ru-RU"/>
               </w:rPr>
-              <w:t xml:space="preserve"> (запрет на использование знаний </w:t>
-            </w:r>
-            <w:r>
-              <w:rPr>
-                <w:lang w:val="ru-RU"/>
-              </w:rPr>
-              <w:lastRenderedPageBreak/>
-              <w:t xml:space="preserve">вне </w:t>
+              <w:t xml:space="preserve"> (запрет на использование знаний вне </w:t>
             </w:r>
             <w:r>
               <w:t>RAG</w:t>
@@ -2314,7 +2680,6 @@
               <w:rPr>
                 <w:lang w:val="ru-RU"/>
               </w:rPr>
-              <w:lastRenderedPageBreak/>
               <w:t xml:space="preserve">Ошибки парсинга сканов </w:t>
             </w:r>
             <w:r>
@@ -2376,6 +2741,7 @@
           <w:p>
             <w:proofErr w:type="spellStart"/>
             <w:r>
+              <w:lastRenderedPageBreak/>
               <w:t>Несоответствие</w:t>
             </w:r>
             <w:proofErr w:type="spellEnd"/>
@@ -2907,7 +3273,15 @@
       </w:r>
       <w:proofErr w:type="spellEnd"/>
       <w:r>
-        <w:t xml:space="preserve"> в выбранном интерфейсе (Telegram / Web).</w:t>
+        <w:t xml:space="preserve"> в </w:t>
+      </w:r>
+      <w:proofErr w:type="spellStart"/>
+      <w:r>
+        <w:t>выбранном</w:t>
+      </w:r>
+      <w:proofErr w:type="spellEnd"/>
+      <w:r>
+        <w:t xml:space="preserve"> интерфейсе (Telegram / Web).</w:t>
       </w:r>
     </w:p>
     <w:p/>
@@ -2920,7 +3294,6 @@
           <w:rFonts w:ascii="Arial" w:hAnsi="Arial"/>
           <w:color w:val="003366"/>
         </w:rPr>
-        <w:lastRenderedPageBreak/>
         <w:t>Согласование</w:t>
       </w:r>
     </w:p>
@@ -14691,6 +15064,23 @@
       </w:tcPr>
     </w:tblStylePr>
   </w:style>
+  <w:style w:type="paragraph" w:styleId="aff8">
+    <w:name w:val="Normal (Web)"/>
+    <w:basedOn w:val="a1"/>
+    <w:uiPriority w:val="99"/>
+    <w:semiHidden/>
+    <w:unhideWhenUsed/>
+    <w:rsid w:val="00B131FF"/>
+    <w:pPr>
+      <w:spacing w:before="100" w:beforeAutospacing="1" w:after="100" w:afterAutospacing="1" w:line="240" w:lineRule="auto"/>
+    </w:pPr>
+    <w:rPr>
+      <w:rFonts w:ascii="Times New Roman" w:eastAsia="Times New Roman" w:hAnsi="Times New Roman" w:cs="Times New Roman"/>
+      <w:sz w:val="24"/>
+      <w:szCs w:val="24"/>
+      <w:lang w:val="ru-HR" w:eastAsia="ru-RU"/>
+    </w:rPr>
+  </w:style>
 </w:styles>
 </file>
 
